--- a/day2/day2.docx
+++ b/day2/day2.docx
@@ -2337,6 +2337,7 @@
           <w:rFonts w:ascii="Times New Roman" w:eastAsia="Times New Roman" w:hAnsi="Times New Roman" w:cs="Times New Roman"/>
           <w:sz w:val="24"/>
           <w:szCs w:val="24"/>
+          <w:lang w:val="en-IN"/>
         </w:rPr>
       </w:pPr>
       <w:r>
@@ -2810,6 +2811,16 @@
     </w:p>
     <w:p>
       <w:pPr>
+        <w:spacing w:before="100" w:beforeAutospacing="1" w:after="100" w:afterAutospacing="1" w:line="240" w:lineRule="auto"/>
+        <w:rPr>
+          <w:rFonts w:ascii="Times New Roman" w:eastAsia="Times New Roman" w:hAnsi="Times New Roman" w:cs="Times New Roman"/>
+          <w:sz w:val="24"/>
+          <w:szCs w:val="24"/>
+        </w:rPr>
+      </w:pPr>
+    </w:p>
+    <w:p>
+      <w:pPr>
         <w:spacing w:after="0" w:line="240" w:lineRule="auto"/>
         <w:rPr>
           <w:rFonts w:ascii="Times New Roman" w:eastAsia="Times New Roman" w:hAnsi="Times New Roman" w:cs="Times New Roman"/>
@@ -2891,6 +2902,7 @@
           <w:sz w:val="24"/>
           <w:szCs w:val="24"/>
         </w:rPr>
+        <w:lastRenderedPageBreak/>
         <w:t>A payroll system.</w:t>
       </w:r>
     </w:p>
@@ -2909,7 +2921,6 @@
           <w:sz w:val="24"/>
           <w:szCs w:val="24"/>
         </w:rPr>
-        <w:lastRenderedPageBreak/>
         <w:t>Input</w:t>
       </w:r>
     </w:p>
@@ -3351,6 +3362,7 @@
           <w:sz w:val="24"/>
           <w:szCs w:val="24"/>
         </w:rPr>
+        <w:lastRenderedPageBreak/>
         <w:t>Weak Password</w:t>
       </w:r>
     </w:p>
@@ -3369,7 +3381,6 @@
           <w:sz w:val="24"/>
           <w:szCs w:val="24"/>
         </w:rPr>
-        <w:lastRenderedPageBreak/>
         <w:t>Very Weak Password</w:t>
       </w:r>
     </w:p>
@@ -3784,6 +3795,7 @@
           <w:sz w:val="24"/>
           <w:szCs w:val="24"/>
         </w:rPr>
+        <w:lastRenderedPageBreak/>
         <w:t>Machine Learning</w:t>
       </w:r>
     </w:p>
@@ -3802,7 +3814,6 @@
           <w:sz w:val="24"/>
           <w:szCs w:val="24"/>
         </w:rPr>
-        <w:lastRenderedPageBreak/>
         <w:t>Deep Learning</w:t>
       </w:r>
     </w:p>
@@ -4244,6 +4255,7 @@
           <w:sz w:val="24"/>
           <w:szCs w:val="24"/>
         </w:rPr>
+        <w:lastRenderedPageBreak/>
         <w:t>For example</w:t>
       </w:r>
     </w:p>
@@ -4262,7 +4274,6 @@
           <w:sz w:val="24"/>
           <w:szCs w:val="24"/>
         </w:rPr>
-        <w:lastRenderedPageBreak/>
         <w:t>High income + High credit score</w:t>
       </w:r>
     </w:p>
@@ -4686,6 +4697,7 @@
           <w:sz w:val="24"/>
           <w:szCs w:val="24"/>
         </w:rPr>
+        <w:lastRenderedPageBreak/>
         <w:t>"Reduce outstanding loan before reapplying."</w:t>
       </w:r>
     </w:p>
@@ -4704,7 +4716,6 @@
           <w:sz w:val="24"/>
           <w:szCs w:val="24"/>
         </w:rPr>
-        <w:lastRenderedPageBreak/>
         <w:t>Think of this as a tiny banking application rather than a coding exercise.</w:t>
       </w:r>
     </w:p>
@@ -5146,6 +5157,7 @@
           <w:sz w:val="24"/>
           <w:szCs w:val="24"/>
         </w:rPr>
+        <w:lastRenderedPageBreak/>
         <w:t>By the end of Day 2 you should stop thinking</w:t>
       </w:r>
     </w:p>
@@ -5164,7 +5176,6 @@
           <w:sz w:val="24"/>
           <w:szCs w:val="24"/>
         </w:rPr>
-        <w:lastRenderedPageBreak/>
         <w:t>"I am writing Python."</w:t>
       </w:r>
     </w:p>
